--- a/Б.7.5_Модули/Б.7.5_Модуль4_Сварка_испытания_пуск.docx
+++ b/Б.7.5_Модули/Б.7.5_Модуль4_Сварка_испытания_пуск.docx
@@ -70,42 +70,53 @@
       </w:r>
     </w:p>
     <w:p>
-      <w:pPr>
-        <w:pStyle w:val="ListBullet"/>
-      </w:pPr>
       <w:r>
         <w:rPr>
           <w:rFonts w:ascii="Times New Roman" w:hAnsi="Times New Roman"/>
           <w:b w:val="0"/>
           <w:sz w:val="24"/>
         </w:rPr>
-        <w:t>Сварочные работы на ОПО выполняются сварщиками, аттестованными в установленном порядке, по утверждённой технологии и с оформлением наряда-допуска при газоопасных работах.</w:t>
+        <w:t>ФНП «Требования к производству сварочных работ на опасных производственных объектах» (приказ Ростехнадзора № 519) устанавливают требования к организации и производству сварочных работ на ОПО, технических устройствах и сооружениях ОПО, поднадзорных Ростехнадзору (ФНП № 519, п. 2).</w:t>
       </w:r>
     </w:p>
     <w:p>
-      <w:pPr>
-        <w:pStyle w:val="ListBullet"/>
-      </w:pPr>
       <w:r>
         <w:rPr>
           <w:rFonts w:ascii="Times New Roman" w:hAnsi="Times New Roman"/>
           <w:b w:val="0"/>
           <w:sz w:val="24"/>
         </w:rPr>
-        <w:t>Каждый сварной шов подлежит визуальному и, при необходимости, неразрушающему контролю; результаты фиксируются в исполнительной документации.</w:t>
+        <w:t>Сварщики и специалисты сварочного производства должны обладать квалификацией, соответствующей видам выполняемых работ и применяемых технологий сварки, и быть аттестованными для соответствующих способов сварки, видов конструкций, положений при сварке, основных и сварочных материалов (ФНП № 519, п. 9).</w:t>
       </w:r>
     </w:p>
     <w:p>
-      <w:pPr>
-        <w:pStyle w:val="ListBullet"/>
-      </w:pPr>
       <w:r>
         <w:rPr>
           <w:rFonts w:ascii="Times New Roman" w:hAnsi="Times New Roman"/>
           <w:b w:val="0"/>
           <w:sz w:val="24"/>
         </w:rPr>
-        <w:t>Эксплуатация газопроводов с недопустимыми дефектами сварных соединений запрещена.</w:t>
+        <w:t>Сварочные работы должны выполняться в соответствии с производственно-технологической документацией по сварке (ПТД), разработанной специалистом сварочного производства и утверждённой руководителем или техническим руководителем организации (ФНП № 519, п. 18).</w:t>
+      </w:r>
+    </w:p>
+    <w:p>
+      <w:r>
+        <w:rPr>
+          <w:rFonts w:ascii="Times New Roman" w:hAnsi="Times New Roman"/>
+          <w:b w:val="0"/>
+          <w:sz w:val="24"/>
+        </w:rPr>
+        <w:t>Сварщик, приступающий к сварке на конкретном объекте впервые или после перерыва в работе продолжительностью более установленного НД, независимо от наличия аттестационного удостоверения, должен выполнить допускные сварные соединения с получением положительных результатов контроля их качества до начала производства работ (ФНП № 519, п. 32).</w:t>
+      </w:r>
+    </w:p>
+    <w:p>
+      <w:r>
+        <w:rPr>
+          <w:rFonts w:ascii="Times New Roman" w:hAnsi="Times New Roman"/>
+          <w:b w:val="0"/>
+          <w:sz w:val="24"/>
+        </w:rPr>
+        <w:t>Выполнение сварочных работ и газовой резки на газопроводах в колодцах, туннелях, коллекторах, технических подпольях, помещениях ПРГ и ГРУ без их отключения, продувки воздухом или инертным газом и установки заглушек не допускается (ФНП № 531, п. 155). Газовая резка и сварка на действующих газопроводах допускаются при давлении газа 0,0004–0,002 МПа с постоянным контролем давления (ФНП № 531, п. 156).</w:t>
       </w:r>
     </w:p>
     <w:p>
@@ -119,55 +130,53 @@
       </w:r>
     </w:p>
     <w:p>
-      <w:pPr>
-        <w:pStyle w:val="ListBullet"/>
-      </w:pPr>
       <w:r>
         <w:rPr>
           <w:rFonts w:ascii="Times New Roman" w:hAnsi="Times New Roman"/>
           <w:b w:val="0"/>
           <w:sz w:val="24"/>
         </w:rPr>
-        <w:t>После СМР и ремонта газопроводы испытываются на прочность и герметичность по проекту или, при его отсутствии, по действующим СП.</w:t>
+        <w:t>После окончания работ, сопровождающихся нарушением целостности и разгерметизацией, газопроводы должны быть испытаны на герметичность, а после сварочных работ — на прочность и герметичность в соответствии с проектной документацией. При отсутствии в проектной документации требований к проведению испытаний испытания проводятся с учётом действующих документов по стандартизации (ФНП № 531, п. 29).</w:t>
       </w:r>
     </w:p>
     <w:p>
-      <w:pPr>
-        <w:pStyle w:val="ListBullet"/>
-      </w:pPr>
       <w:r>
         <w:rPr>
           <w:rFonts w:ascii="Times New Roman" w:hAnsi="Times New Roman"/>
           <w:b w:val="0"/>
           <w:sz w:val="24"/>
         </w:rPr>
-        <w:t>Оборудование и газопроводы ГРП подвергаются контрольной опрессовке давлением 0,01 МПа.</w:t>
+        <w:t>По завершении строительства, реконструкции, монтажа и капитального ремонта сети газораспределения и сети газопотребления должны быть испытаны на герметичность воздухом. Испытания газопроводов из полиэтиленовых труб следует производить не ранее чем через 24 часа после окончания сварки последнего стыка (ПП РФ № 870, п. 61–62).</w:t>
       </w:r>
     </w:p>
     <w:p>
-      <w:pPr>
-        <w:pStyle w:val="ListBullet"/>
-      </w:pPr>
       <w:r>
         <w:rPr>
           <w:rFonts w:ascii="Times New Roman" w:hAnsi="Times New Roman"/>
           <w:b w:val="0"/>
           <w:sz w:val="24"/>
         </w:rPr>
-        <w:t>Пуск газа, врезка и снятие заглушек — газоопасные работы, выполняемые по плану под руководством ответственного лица после продувки и проверки герметичности.</w:t>
+        <w:t>Наружные газопроводы всех давлений подлежат контрольной опрессовке давлением 0,02 МПа; падение давления не должно превышать 0,0001 МПа за один час. Оборудование и газопроводы ГРП (ГРПБ), ШРП и ГРУ подлежат контрольной опрессовке давлением 0,01 МПа; падение давления не должно превышать 0,0006 МПа за один час. Результаты записываются в нарядах-допусках на выполнение газоопасных работ (ФНП № 531, п. 151).</w:t>
       </w:r>
     </w:p>
     <w:p>
-      <w:pPr>
-        <w:pStyle w:val="ListBullet"/>
-      </w:pPr>
       <w:r>
         <w:rPr>
           <w:rFonts w:ascii="Times New Roman" w:hAnsi="Times New Roman"/>
           <w:b w:val="0"/>
           <w:sz w:val="24"/>
         </w:rPr>
-        <w:t>Приёмка объекта комиссией оформляется актами; сведения вносятся в реестр ОПО.</w:t>
+        <w:t>Присоединение вновь построенных газопроводов к действующим производится только перед пуском газа. Все газопроводы и газовое оборудование перед их присоединением к действующим газопроводам, а также после ремонта необходимо подвергать внешнему осмотру и контрольной опрессовке бригадой, производящей пуск газа (ФНП № 531, п. 150, 961).</w:t>
+      </w:r>
+    </w:p>
+    <w:p>
+      <w:r>
+        <w:rPr>
+          <w:rFonts w:ascii="Times New Roman" w:hAnsi="Times New Roman"/>
+          <w:b w:val="0"/>
+          <w:sz w:val="24"/>
+        </w:rPr>
+        <w:t>Газопроводы при пуске газа должны продуваться газом до вытеснения всего воздуха. Окончание продувки должно быть установлено путём анализа и сжиганием отобранных проб (ФНП № 531, п. 165). Приёмка сетей газораспределения и газопотребления осуществляется приемочной комиссией, в состав которой входят представители застройщика, строительной и проектной организаций, эксплуатационной организации и Ростехнадзора (ПП РФ № 870, п. 93).</w:t>
       </w:r>
     </w:p>
     <w:p/>
@@ -191,7 +200,7 @@
           <w:b w:val="0"/>
           <w:sz w:val="24"/>
         </w:rPr>
-        <w:t>Сварка и НК — критический этап обеспечения герметичности газопроводов.</w:t>
+        <w:t>Сварка — по ПТД, аттестованные сварщики, допускные швы (ФНП № 519, п. 9, 18, 32).</w:t>
       </w:r>
     </w:p>
     <w:p>
@@ -204,7 +213,7 @@
           <w:b w:val="0"/>
           <w:sz w:val="24"/>
         </w:rPr>
-        <w:t>Испытания на прочность и герметичность обязательны после сварки и ремонта.</w:t>
+        <w:t>На действующих газопроводах — сварка при 0,0004–0,002 МПа (ФНП № 531, п. 155–156).</w:t>
       </w:r>
     </w:p>
     <w:p>
@@ -217,7 +226,7 @@
           <w:b w:val="0"/>
           <w:sz w:val="24"/>
         </w:rPr>
-        <w:t>Пуск газа — только после положительных испытаний и оформления документов.</w:t>
+        <w:t>Испытания: герметичность после ремонта, опрессовка 0,02/0,01 МПа (ФНП № 531, п. 29, 151).</w:t>
       </w:r>
     </w:p>
     <w:p>
@@ -230,7 +239,7 @@
           <w:b w:val="0"/>
           <w:sz w:val="24"/>
         </w:rPr>
-        <w:t>Приёмка объекта завершает цикл строительства и является условием ввода в эксплуатацию.</w:t>
+        <w:t>Пуск газа — после продувки и опрессовки; приёмка — комиссией (ФНП № 531, п. 150, 165; ТР п. 93).</w:t>
       </w:r>
     </w:p>
     <w:sectPr>
